--- a/paper/tex/manuscript.docx
+++ b/paper/tex/manuscript.docx
@@ -16225,6 +16225,20 @@
     </w:p>
     <w:p>
       <w:pPr>
+        <w:pStyle w:val="BodyText"/>
+      </w:pPr>
+      <w:r>
+        <w:t xml:space="preserve">Figure 1 plots the implied borrowing cost against each</w:t>
+      </w:r>
+      <w:r>
+        <w:t xml:space="preserve"> </w:t>
+      </w:r>
+      <w:r>
+        <w:t xml:space="preserve">country’s policy path directly.</w:t>
+      </w:r>
+    </w:p>
+    <w:p>
+      <w:pPr>
         <w:pStyle w:val="CaptionedFigure"/>
       </w:pPr>
       <w:r>
@@ -17244,6 +17258,12 @@
       <w:r>
         <w:t xml:space="preserve">traits, so the failure is specific to regression-estimated quantities.</w:t>
       </w:r>
+      <w:r>
+        <w:t xml:space="preserve"> </w:t>
+      </w:r>
+      <w:r>
+        <w:t xml:space="preserve">Table 6 reports the resulting variance decomposition.</w:t>
+      </w:r>
     </w:p>
     <w:p>
       <w:pPr>
@@ -19865,6 +19885,14 @@
     </w:p>
     <w:p>
       <w:pPr>
+        <w:pStyle w:val="FirstParagraph"/>
+      </w:pPr>
+      <w:r>
+        <w:t xml:space="preserve">Table 9 reports the main estimates.</w:t>
+      </w:r>
+    </w:p>
+    <w:p>
+      <w:pPr>
         <w:pStyle w:val="TableCaption"/>
       </w:pPr>
       <w:r>
@@ -21856,6 +21884,20 @@
         </w:tc>
       </w:tr>
     </w:tbl>
+    <w:p>
+      <w:pPr>
+        <w:pStyle w:val="BodyText"/>
+      </w:pPr>
+      <w:r>
+        <w:t xml:space="preserve">Figure 2 plots these coefficients across the full event-study</w:t>
+      </w:r>
+      <w:r>
+        <w:t xml:space="preserve"> </w:t>
+      </w:r>
+      <w:r>
+        <w:t xml:space="preserve">window.</w:t>
+      </w:r>
+    </w:p>
     <w:p>
       <w:pPr>
         <w:pStyle w:val="CaptionedFigure"/>
@@ -22111,6 +22153,12 @@
       </w:r>
       <w:r>
         <w:t xml:space="preserve">tightening doses from Türkiye’s 36.0 percentage points to Vietnam’s 1.5.</w:t>
+      </w:r>
+      <w:r>
+        <w:t xml:space="preserve"> </w:t>
+      </w:r>
+      <w:r>
+        <w:t xml:space="preserve">Table 11 reports the resulting cross-country comparison.</w:t>
       </w:r>
     </w:p>
     <w:p>

--- a/paper/tex/manuscript.docx
+++ b/paper/tex/manuscript.docx
@@ -12961,176 +12961,10 @@
     </w:p>
     <w:p>
       <w:pPr>
-        <w:pStyle w:val="BodyText"/>
-      </w:pPr>
-      <w:r>
-        <w:t xml:space="preserve">Entry is not the whole story, and we state the remaining threat plainly</w:t>
-      </w:r>
-      <w:r>
-        <w:t xml:space="preserve"> </w:t>
-      </w:r>
-      <w:r>
-        <w:t xml:space="preserve">rather than let the firm-fixed-effects argument above stand in for it. Both</w:t>
-      </w:r>
-      <w:r>
-        <w:t xml:space="preserve"> </w:t>
-      </w:r>
-      <w:r>
-        <w:t xml:space="preserve">ticker universes are enumerated from a current listing snapshot: the Turkish</w:t>
-      </w:r>
-      <w:r>
-        <w:t xml:space="preserve"> </w:t>
-      </w:r>
-      <w:r>
-        <w:t xml:space="preserve">panel is built by fetching statements for every presently BIST-listed company,</w:t>
-      </w:r>
-      <w:r>
-        <w:t xml:space="preserve"> </w:t>
-      </w:r>
-      <w:r>
-        <w:t xml:space="preserve">and the three-country extension similarly enumerates each exchange’s current</w:t>
-      </w:r>
-      <w:r>
-        <w:t xml:space="preserve"> </w:t>
-      </w:r>
-      <w:r>
-        <w:t xml:space="preserve">constituents. A firm that delisted, was acquired, or failed at any point in</w:t>
-      </w:r>
-      <w:r>
-        <w:t xml:space="preserve"> </w:t>
-      </w:r>
-      <w:r>
-        <w:t xml:space="preserve">2010–2025 is therefore absent from the panel not only after its exit but in</w:t>
-      </w:r>
-      <w:r>
-        <w:t xml:space="preserve"> </w:t>
-      </w:r>
-      <w:r>
-        <w:t xml:space="preserve">every year it was ever observed, since it was never fetched in the first</w:t>
-      </w:r>
-      <w:r>
-        <w:t xml:space="preserve"> </w:t>
-      </w:r>
-      <w:r>
-        <w:t xml:space="preserve">place. This is a materially different problem from the balanced-panel</w:t>
-      </w:r>
-      <w:r>
-        <w:t xml:space="preserve"> </w:t>
-      </w:r>
-      <w:r>
-        <w:t xml:space="preserve">question fixed effects answer: an unbalanced panel with random entry and exit</w:t>
-      </w:r>
-      <w:r>
-        <w:t xml:space="preserve"> </w:t>
-      </w:r>
-      <w:r>
-        <w:t xml:space="preserve">is unbiased under within-firm estimation, but non-random attrition—firms</w:t>
-      </w:r>
-      <w:r>
-        <w:t xml:space="preserve"> </w:t>
-      </w:r>
-      <w:r>
-        <w:t xml:space="preserve">disappearing</w:t>
-      </w:r>
-      <w:r>
-        <w:t xml:space="preserve"> </w:t>
-      </w:r>
-      <w:r>
-        <w:rPr>
-          <w:i/>
-          <w:iCs/>
-        </w:rPr>
-        <w:t xml:space="preserve">because</w:t>
-      </w:r>
-      <w:r>
-        <w:t xml:space="preserve"> </w:t>
-      </w:r>
-      <w:r>
-        <w:t xml:space="preserve">of the shock we study—is not, and firm fixed</w:t>
-      </w:r>
-      <w:r>
-        <w:t xml:space="preserve"> </w:t>
-      </w:r>
-      <w:r>
-        <w:t xml:space="preserve">effects do nothing to correct for a firm never entering the sample to begin</w:t>
-      </w:r>
-      <w:r>
-        <w:t xml:space="preserve"> </w:t>
-      </w:r>
-      <w:r>
-        <w:t xml:space="preserve">with. For a paper whose outcomes are interest coverage, EBIT margin and debt</w:t>
-      </w:r>
-      <w:r>
-        <w:t xml:space="preserve"> </w:t>
-      </w:r>
-      <w:r>
-        <w:t xml:space="preserve">growth under a severe monetary tightening, the firms most likely to have</w:t>
-      </w:r>
-      <w:r>
-        <w:t xml:space="preserve"> </w:t>
-      </w:r>
-      <w:r>
-        <w:t xml:space="preserve">failed</w:t>
-      </w:r>
-      <w:r>
-        <w:t xml:space="preserve"> </w:t>
-      </w:r>
-      <w:r>
-        <w:rPr>
-          <w:i/>
-          <w:iCs/>
-        </w:rPr>
-        <w:t xml:space="preserve">because of</w:t>
-      </w:r>
-      <w:r>
-        <w:t xml:space="preserve"> </w:t>
-      </w:r>
-      <w:r>
-        <w:t xml:space="preserve">that tightening are exactly the ones a</w:t>
-      </w:r>
-      <w:r>
-        <w:t xml:space="preserve"> </w:t>
-      </w:r>
-      <w:r>
-        <w:t xml:space="preserve">current-snapshot ticker universe is least likely to include. We do not have a</w:t>
-      </w:r>
-      <w:r>
-        <w:t xml:space="preserve"> </w:t>
-      </w:r>
-      <w:r>
-        <w:t xml:space="preserve">correction for this and flag it as an open limitation: the null we report</w:t>
-      </w:r>
-      <w:r>
-        <w:t xml:space="preserve"> </w:t>
-      </w:r>
-      <w:r>
-        <w:t xml:space="preserve">describes the population of firms that survived to be listed as of data</w:t>
-      </w:r>
-      <w:r>
-        <w:t xml:space="preserve"> </w:t>
-      </w:r>
-      <w:r>
-        <w:t xml:space="preserve">collection, and if distress-driven delisting is correlated with exposure, the</w:t>
-      </w:r>
-      <w:r>
-        <w:t xml:space="preserve"> </w:t>
-      </w:r>
-      <w:r>
-        <w:t xml:space="preserve">true cross-sectional gradient among firms that failed could differ from what</w:t>
-      </w:r>
-      <w:r>
-        <w:t xml:space="preserve"> </w:t>
-      </w:r>
-      <w:r>
-        <w:t xml:space="preserve">we estimate among firms that did not.</w:t>
-      </w:r>
-    </w:p>
-    <w:p>
-      <w:pPr>
         <w:pStyle w:val="TableCaption"/>
       </w:pPr>
       <w:r>
-        <w:t xml:space="preserve">Firms per year</w:t>
+        <w:t xml:space="preserve">Table 1: Firms per year</w:t>
       </w:r>
     </w:p>
     <w:tbl>
@@ -13138,7 +12972,7 @@
         <w:tblStyle w:val="Table"/>
         <w:tblW w:type="auto" w:w="0"/>
         <w:tblLook w:firstRow="1" w:lastRow="0" w:firstColumn="0" w:lastColumn="0" w:noHBand="0" w:noVBand="0" w:val="0020"/>
-        <w:tblCaption w:val="Firms per year"/>
+        <w:tblCaption w:val="Table 1: Firms per year"/>
       </w:tblPr>
       <w:tblGrid>
         <w:gridCol w:w="1320"/>
@@ -13658,6 +13492,172 @@
         </w:tc>
       </w:tr>
     </w:tbl>
+    <w:p>
+      <w:pPr>
+        <w:pStyle w:val="BodyText"/>
+      </w:pPr>
+      <w:r>
+        <w:t xml:space="preserve">Entry is not the whole story, and we state the remaining threat plainly</w:t>
+      </w:r>
+      <w:r>
+        <w:t xml:space="preserve"> </w:t>
+      </w:r>
+      <w:r>
+        <w:t xml:space="preserve">rather than let the firm-fixed-effects argument above stand in for it. Both</w:t>
+      </w:r>
+      <w:r>
+        <w:t xml:space="preserve"> </w:t>
+      </w:r>
+      <w:r>
+        <w:t xml:space="preserve">ticker universes are enumerated from a current listing snapshot: the Turkish</w:t>
+      </w:r>
+      <w:r>
+        <w:t xml:space="preserve"> </w:t>
+      </w:r>
+      <w:r>
+        <w:t xml:space="preserve">panel is built by fetching statements for every presently BIST-listed company,</w:t>
+      </w:r>
+      <w:r>
+        <w:t xml:space="preserve"> </w:t>
+      </w:r>
+      <w:r>
+        <w:t xml:space="preserve">and the three-country extension similarly enumerates each exchange’s current</w:t>
+      </w:r>
+      <w:r>
+        <w:t xml:space="preserve"> </w:t>
+      </w:r>
+      <w:r>
+        <w:t xml:space="preserve">constituents. A firm that delisted, was acquired, or failed at any point in</w:t>
+      </w:r>
+      <w:r>
+        <w:t xml:space="preserve"> </w:t>
+      </w:r>
+      <w:r>
+        <w:t xml:space="preserve">2010–2025 is therefore absent from the panel not only after its exit but in</w:t>
+      </w:r>
+      <w:r>
+        <w:t xml:space="preserve"> </w:t>
+      </w:r>
+      <w:r>
+        <w:t xml:space="preserve">every year it was ever observed, since it was never fetched in the first</w:t>
+      </w:r>
+      <w:r>
+        <w:t xml:space="preserve"> </w:t>
+      </w:r>
+      <w:r>
+        <w:t xml:space="preserve">place. This is a materially different problem from the balanced-panel</w:t>
+      </w:r>
+      <w:r>
+        <w:t xml:space="preserve"> </w:t>
+      </w:r>
+      <w:r>
+        <w:t xml:space="preserve">question fixed effects answer: an unbalanced panel with random entry and exit</w:t>
+      </w:r>
+      <w:r>
+        <w:t xml:space="preserve"> </w:t>
+      </w:r>
+      <w:r>
+        <w:t xml:space="preserve">is unbiased under within-firm estimation, but non-random attrition—firms</w:t>
+      </w:r>
+      <w:r>
+        <w:t xml:space="preserve"> </w:t>
+      </w:r>
+      <w:r>
+        <w:t xml:space="preserve">disappearing</w:t>
+      </w:r>
+      <w:r>
+        <w:t xml:space="preserve"> </w:t>
+      </w:r>
+      <w:r>
+        <w:rPr>
+          <w:i/>
+          <w:iCs/>
+        </w:rPr>
+        <w:t xml:space="preserve">because</w:t>
+      </w:r>
+      <w:r>
+        <w:t xml:space="preserve"> </w:t>
+      </w:r>
+      <w:r>
+        <w:t xml:space="preserve">of the shock we study—is not, and firm fixed</w:t>
+      </w:r>
+      <w:r>
+        <w:t xml:space="preserve"> </w:t>
+      </w:r>
+      <w:r>
+        <w:t xml:space="preserve">effects do nothing to correct for a firm never entering the sample to begin</w:t>
+      </w:r>
+      <w:r>
+        <w:t xml:space="preserve"> </w:t>
+      </w:r>
+      <w:r>
+        <w:t xml:space="preserve">with. For a paper whose outcomes are interest coverage, EBIT margin and debt</w:t>
+      </w:r>
+      <w:r>
+        <w:t xml:space="preserve"> </w:t>
+      </w:r>
+      <w:r>
+        <w:t xml:space="preserve">growth under a severe monetary tightening, the firms most likely to have</w:t>
+      </w:r>
+      <w:r>
+        <w:t xml:space="preserve"> </w:t>
+      </w:r>
+      <w:r>
+        <w:t xml:space="preserve">failed</w:t>
+      </w:r>
+      <w:r>
+        <w:t xml:space="preserve"> </w:t>
+      </w:r>
+      <w:r>
+        <w:rPr>
+          <w:i/>
+          <w:iCs/>
+        </w:rPr>
+        <w:t xml:space="preserve">because of</w:t>
+      </w:r>
+      <w:r>
+        <w:t xml:space="preserve"> </w:t>
+      </w:r>
+      <w:r>
+        <w:t xml:space="preserve">that tightening are exactly the ones a</w:t>
+      </w:r>
+      <w:r>
+        <w:t xml:space="preserve"> </w:t>
+      </w:r>
+      <w:r>
+        <w:t xml:space="preserve">current-snapshot ticker universe is least likely to include. We do not have a</w:t>
+      </w:r>
+      <w:r>
+        <w:t xml:space="preserve"> </w:t>
+      </w:r>
+      <w:r>
+        <w:t xml:space="preserve">correction for this and flag it as an open limitation: the null we report</w:t>
+      </w:r>
+      <w:r>
+        <w:t xml:space="preserve"> </w:t>
+      </w:r>
+      <w:r>
+        <w:t xml:space="preserve">describes the population of firms that survived to be listed as of data</w:t>
+      </w:r>
+      <w:r>
+        <w:t xml:space="preserve"> </w:t>
+      </w:r>
+      <w:r>
+        <w:t xml:space="preserve">collection, and if distress-driven delisting is correlated with exposure, the</w:t>
+      </w:r>
+      <w:r>
+        <w:t xml:space="preserve"> </w:t>
+      </w:r>
+      <w:r>
+        <w:t xml:space="preserve">true cross-sectional gradient among firms that failed could differ from what</w:t>
+      </w:r>
+      <w:r>
+        <w:t xml:space="preserve"> </w:t>
+      </w:r>
+      <w:r>
+        <w:t xml:space="preserve">we estimate among firms that did not.</w:t>
+      </w:r>
+    </w:p>
     <w:bookmarkEnd w:id="35"/>
     <w:bookmarkStart w:id="36" w:name="descriptive-statistics"/>
     <w:p>
@@ -13681,7 +13681,7 @@
         <w:pStyle w:val="TableCaption"/>
       </w:pPr>
       <w:r>
-        <w:t xml:space="preserve">Descriptive statistics, 2015–2025</w:t>
+        <w:t xml:space="preserve">Table 2: Descriptive statistics, 2015–2025</w:t>
       </w:r>
     </w:p>
     <w:tbl>
@@ -13689,7 +13689,7 @@
         <w:tblStyle w:val="Table"/>
         <w:tblW w:type="auto" w:w="0"/>
         <w:tblLook w:firstRow="1" w:lastRow="0" w:firstColumn="0" w:lastColumn="0" w:noHBand="0" w:noVBand="0" w:val="0020"/>
-        <w:tblCaption w:val="Descriptive statistics, 2015–2025"/>
+        <w:tblCaption w:val="Table 2: Descriptive statistics, 2015–2025"/>
       </w:tblPr>
       <w:tblGrid>
         <w:gridCol w:w="880"/>
@@ -14568,7 +14568,7 @@
         <w:pStyle w:val="TableCaption"/>
       </w:pPr>
       <w:r>
-        <w:t xml:space="preserve">Reconciliation with an independent source</w:t>
+        <w:t xml:space="preserve">Table 3: Reconciliation with an independent source</w:t>
       </w:r>
     </w:p>
     <w:tbl>
@@ -14576,7 +14576,7 @@
         <w:tblStyle w:val="Table"/>
         <w:tblW w:type="auto" w:w="0"/>
         <w:tblLook w:firstRow="1" w:lastRow="0" w:firstColumn="0" w:lastColumn="0" w:noHBand="0" w:noVBand="0" w:val="0020"/>
-        <w:tblCaption w:val="Reconciliation with an independent source"/>
+        <w:tblCaption w:val="Table 3: Reconciliation with an independent source"/>
       </w:tblPr>
       <w:tblGrid>
         <w:gridCol w:w="1584"/>
@@ -15615,7 +15615,7 @@
         <w:pStyle w:val="TableCaption"/>
       </w:pPr>
       <w:r>
-        <w:t xml:space="preserve">Median implied borrowing cost and the policy path</w:t>
+        <w:t xml:space="preserve">Table 4: Median implied borrowing cost and the policy path</w:t>
       </w:r>
     </w:p>
     <w:tbl>
@@ -15623,7 +15623,7 @@
         <w:tblStyle w:val="Table"/>
         <w:tblW w:type="auto" w:w="0"/>
         <w:tblLook w:firstRow="1" w:lastRow="0" w:firstColumn="0" w:lastColumn="0" w:noHBand="0" w:noVBand="0" w:val="0020"/>
-        <w:tblCaption w:val="Median implied borrowing cost and the policy path"/>
+        <w:tblCaption w:val="Table 4: Median implied borrowing cost and the policy path"/>
       </w:tblPr>
       <w:tblGrid>
         <w:gridCol w:w="1320"/>
@@ -16289,7 +16289,7 @@
         <w:pStyle w:val="ImageCaption"/>
       </w:pPr>
       <w:r>
-        <w:t xml:space="preserve">Median implied borrowing cost against the policy path. The measure is</w:t>
+        <w:t xml:space="preserve">Figure 1: Median implied borrowing cost against the policy path. The measure is</w:t>
       </w:r>
       <w:r>
         <w:t xml:space="preserve"> </w:t>
@@ -16861,7 +16861,7 @@
         <w:pStyle w:val="TableCaption"/>
       </w:pPr>
       <w:r>
-        <w:t xml:space="preserve">Split-half reliability of candidate exposure measures</w:t>
+        <w:t xml:space="preserve">Table 5: Split-half reliability of candidate exposure measures</w:t>
       </w:r>
     </w:p>
     <w:tbl>
@@ -16869,7 +16869,7 @@
         <w:tblStyle w:val="Table"/>
         <w:tblW w:type="auto" w:w="0"/>
         <w:tblLook w:firstRow="1" w:lastRow="0" w:firstColumn="0" w:lastColumn="0" w:noHBand="0" w:noVBand="0" w:val="0020"/>
-        <w:tblCaption w:val="Split-half reliability of candidate exposure measures"/>
+        <w:tblCaption w:val="Table 5: Split-half reliability of candidate exposure measures"/>
       </w:tblPr>
       <w:tblGrid>
         <w:gridCol w:w="2640"/>
@@ -17270,7 +17270,7 @@
         <w:pStyle w:val="TableCaption"/>
       </w:pPr>
       <w:r>
-        <w:t xml:space="preserve">Variance decomposition of estimated repricing sensitivities</w:t>
+        <w:t xml:space="preserve">Table 6: Variance decomposition of estimated repricing sensitivities</w:t>
       </w:r>
     </w:p>
     <w:tbl>
@@ -17278,7 +17278,7 @@
         <w:tblStyle w:val="Table"/>
         <w:tblW w:type="auto" w:w="0"/>
         <w:tblLook w:firstRow="1" w:lastRow="0" w:firstColumn="0" w:lastColumn="0" w:noHBand="0" w:noVBand="0" w:val="0020"/>
-        <w:tblCaption w:val="Variance decomposition of estimated repricing sensitivities"/>
+        <w:tblCaption w:val="Table 6: Variance decomposition of estimated repricing sensitivities"/>
       </w:tblPr>
       <w:tblGrid>
         <w:gridCol w:w="2640"/>
@@ -18124,7 +18124,7 @@
         <w:pStyle w:val="TableCaption"/>
       </w:pPr>
       <w:r>
-        <w:t xml:space="preserve">Does estimated exposure predict the actual change in borrowing cost?</w:t>
+        <w:t xml:space="preserve">Table 7: Does estimated exposure predict the actual change in borrowing cost?</w:t>
       </w:r>
     </w:p>
     <w:tbl>
@@ -18132,7 +18132,7 @@
         <w:tblStyle w:val="Table"/>
         <w:tblW w:type="auto" w:w="0"/>
         <w:tblLook w:firstRow="1" w:lastRow="0" w:firstColumn="0" w:lastColumn="0" w:noHBand="0" w:noVBand="0" w:val="0020"/>
-        <w:tblCaption w:val="Does estimated exposure predict the actual change in borrowing cost?"/>
+        <w:tblCaption w:val="Table 7: Does estimated exposure predict the actual change in borrowing cost?"/>
       </w:tblPr>
       <w:tblGrid>
         <w:gridCol w:w="2640"/>
@@ -18768,7 +18768,7 @@
         <w:pStyle w:val="TableCaption"/>
       </w:pPr>
       <w:r>
-        <w:t xml:space="preserve">Turkish median balance-sheet aggregates</w:t>
+        <w:t xml:space="preserve">Table 8: Turkish median balance-sheet aggregates</w:t>
       </w:r>
     </w:p>
     <w:tbl>
@@ -18776,7 +18776,7 @@
         <w:tblStyle w:val="Table"/>
         <w:tblW w:type="auto" w:w="0"/>
         <w:tblLook w:firstRow="1" w:lastRow="0" w:firstColumn="0" w:lastColumn="0" w:noHBand="0" w:noVBand="0" w:val="0020"/>
-        <w:tblCaption w:val="Turkish median balance-sheet aggregates"/>
+        <w:tblCaption w:val="Table 8: Turkish median balance-sheet aggregates"/>
       </w:tblPr>
       <w:tblGrid>
         <w:gridCol w:w="2640"/>
@@ -19896,7 +19896,7 @@
         <w:pStyle w:val="TableCaption"/>
       </w:pPr>
       <w:r>
-        <w:t xml:space="preserve">Main estimates: exposure</w:t>
+        <w:t xml:space="preserve">Table 9: Main estimates: exposure</w:t>
       </w:r>
       <w:r>
         <w:t xml:space="preserve"> </w:t>
@@ -19921,7 +19921,7 @@
         <w:tblStyle w:val="Table"/>
         <w:tblW w:type="auto" w:w="0"/>
         <w:tblLook w:firstRow="1" w:lastRow="0" w:firstColumn="0" w:lastColumn="0" w:noHBand="0" w:noVBand="0" w:val="0020"/>
-        <w:tblCaption w:val="Main estimates: exposure \times post, flow outcomes"/>
+        <w:tblCaption w:val="Table 9: Main estimates: exposure \times post, flow outcomes"/>
       </w:tblPr>
       <w:tblGrid>
         <w:gridCol w:w="1320"/>
@@ -21029,7 +21029,7 @@
         <w:pStyle w:val="TableCaption"/>
       </w:pPr>
       <w:r>
-        <w:t xml:space="preserve">Event study: Turkish short-maturity share on debt growth (base 2022)</w:t>
+        <w:t xml:space="preserve">Table 10: Event study: Turkish short-maturity share on debt growth (base 2022)</w:t>
       </w:r>
     </w:p>
     <w:tbl>
@@ -21037,7 +21037,7 @@
         <w:tblStyle w:val="Table"/>
         <w:tblW w:type="auto" w:w="0"/>
         <w:tblLook w:firstRow="1" w:lastRow="0" w:firstColumn="0" w:lastColumn="0" w:noHBand="0" w:noVBand="0" w:val="0020"/>
-        <w:tblCaption w:val="Event study: Turkish short-maturity share on debt growth (base 2022)"/>
+        <w:tblCaption w:val="Table 10: Event study: Turkish short-maturity share on debt growth (base 2022)"/>
       </w:tblPr>
       <w:tblGrid>
         <w:gridCol w:w="1320"/>
@@ -21950,7 +21950,7 @@
         <w:pStyle w:val="ImageCaption"/>
       </w:pPr>
       <w:r>
-        <w:t xml:space="preserve">Event studies of exposure interacted with year, with firm and year</w:t>
+        <w:t xml:space="preserve">Figure 2: Event studies of exposure interacted with year, with firm and year</w:t>
       </w:r>
       <w:r>
         <w:t xml:space="preserve"> </w:t>
@@ -22166,7 +22166,7 @@
         <w:pStyle w:val="TableCaption"/>
       </w:pPr>
       <w:r>
-        <w:t xml:space="preserve">Dose-response across five countries, 2022 to 2023–24</w:t>
+        <w:t xml:space="preserve">Table 11: Dose-response across five countries, 2022 to 2023–24</w:t>
       </w:r>
     </w:p>
     <w:tbl>
@@ -22174,7 +22174,7 @@
         <w:tblStyle w:val="Table"/>
         <w:tblW w:type="auto" w:w="0"/>
         <w:tblLook w:firstRow="1" w:lastRow="0" w:firstColumn="0" w:lastColumn="0" w:noHBand="0" w:noVBand="0" w:val="0020"/>
-        <w:tblCaption w:val="Dose-response across five countries, 2022 to 2023–24"/>
+        <w:tblCaption w:val="Table 11: Dose-response across five countries, 2022 to 2023–24"/>
       </w:tblPr>
       <w:tblGrid>
         <w:gridCol w:w="1320"/>
@@ -22738,7 +22738,7 @@
         <w:pStyle w:val="ImageCaption"/>
       </w:pPr>
       <w:r>
-        <w:t xml:space="preserve">Change in median implied borrowing cost against policy tightening</w:t>
+        <w:t xml:space="preserve">Figure 3: Change in median implied borrowing cost against policy tightening</w:t>
       </w:r>
       <w:r>
         <w:t xml:space="preserve"> </w:t>
@@ -23334,7 +23334,7 @@
         <w:pStyle w:val="TableCaption"/>
       </w:pPr>
       <w:r>
-        <w:t xml:space="preserve">Pooled exposure</w:t>
+        <w:t xml:space="preserve">Table 12: Pooled exposure</w:t>
       </w:r>
       <w:r>
         <w:t xml:space="preserve"> </w:t>
@@ -23359,7 +23359,7 @@
         <w:tblStyle w:val="Table"/>
         <w:tblW w:type="auto" w:w="0"/>
         <w:tblLook w:firstRow="1" w:lastRow="0" w:firstColumn="0" w:lastColumn="0" w:noHBand="0" w:noVBand="0" w:val="0020"/>
-        <w:tblCaption w:val="Pooled exposure \times dose interaction, five countries"/>
+        <w:tblCaption w:val="Table 12: Pooled exposure \times dose interaction, five countries"/>
       </w:tblPr>
       <w:tblGrid>
         <w:gridCol w:w="1584"/>
